--- a/docx_resources/Вечірня-Утреня/В,У - Пісна Тріодь/тиждень-1/1-7-ВУ.docx
+++ b/docx_resources/Вечірня-Утреня/В,У - Пісна Тріодь/тиждень-1/1-7-ВУ.docx
@@ -7552,7 +7552,23 @@
           <w:sz w:val="24"/>
           <w:u w:val="single"/>
         </w:rPr>
-        <w:t>[Господи щедрий і милосердний, довготерпеливий і многомилостивий! Вислухай молитви наші і зверни увагу на голос моління нашого і яви нам знак милости Твоєї, наведи нас на дорогу Твою, щоб ходили ми в Твоїй правді. Звесели серця наші, щоб ми боялись імення Твого святого, бо Ти великий і твориш чуда; Ти Бог єдиний і немає подібного Тобі між богами, Господи. Ти сильний у милості і добрий у силі, аби допомагати й утішати, і спасати всіх, хто на ім'я Твоє святе уповає.]</w:t>
+        <w:t>[Господи щедрий і милосердний, дов</w:t>
+      </w:r>
+      <w:r>
+        <w:rPr>
+          <w:rFonts w:ascii="Times New Roman" w:hAnsi="Times New Roman"/>
+          <w:sz w:val="24"/>
+          <w:u w:val="single"/>
+        </w:rPr>
+        <w:t>готерпеливий і многомилостивий! Вислухай молитви наші і зверни увагу на голос моління нашого і яви нам знак милости Твоєї, наведи нас на дорогу Твою, щоб ходили ми в Твоїй правді. Звесели серця наші, щоб ми боялись імення Твого святого, бо Ти великий і тво</w:t>
+      </w:r>
+      <w:r>
+        <w:rPr>
+          <w:rFonts w:ascii="Times New Roman" w:hAnsi="Times New Roman"/>
+          <w:sz w:val="24"/>
+          <w:u w:val="single"/>
+        </w:rPr>
+        <w:t>риш чуда; Ти Бог єдиний і немає подібного Тобі між богами, Господи. Ти сильний у милості і добрий у силі, аби допомагати й утішати, і спасати всіх, хто на ім'я Твоє святе уповає.]</w:t>
       </w:r>
     </w:p>
     <w:p>
@@ -8010,7 +8026,15 @@
           <w:sz w:val="24"/>
           <w:u w:val="single"/>
         </w:rPr>
-        <w:t>[Господи, в обуренні твоїм не картай нас, ані в гніві твоїм нас не карай, але поводься з нами за милістю твоєю, Лікарю і Зцілителю душ наших. Приведи нас до бажаної пристані твоєї, просвіти очі сердець наших на пізнання твоєї правди і дай нам останок теперішнього дня мирний і безгрішний, і ввесь час життя нашого, заради молитов святої Богородиці і всіх святих.]</w:t>
+        <w:t>[Господи, в обуренні твоїм не картай нас, ані в гніві твоїм нас не карай, але поводься з нами за милістю твоєю, Лікарю і Зцілителю душ наших</w:t>
+      </w:r>
+      <w:r>
+        <w:rPr>
+          <w:rFonts w:ascii="Times New Roman" w:hAnsi="Times New Roman"/>
+          <w:sz w:val="24"/>
+          <w:u w:val="single"/>
+        </w:rPr>
+        <w:t>. Приведи нас до бажаної пристані твоєї, просвіти очі сердець наших на пізнання твоєї правди і дай нам останок теперішнього дня мирний і безгрішний, і ввесь час життя нашого, заради молитов святої Богородиці і всіх святих.]</w:t>
       </w:r>
     </w:p>
     <w:p>
@@ -12185,7 +12209,7 @@
           <w:sz w:val="24"/>
           <w:szCs w:val="24"/>
         </w:rPr>
-        <w:t>Священик благословляє до сходу і каже:</w:t>
+        <w:t>Священник благословляє до сходу і каже:</w:t>
       </w:r>
       <w:r>
         <w:rPr>
@@ -12300,7 +12324,7 @@
           <w:sz w:val="24"/>
           <w:szCs w:val="24"/>
         </w:rPr>
-        <w:t>Священик:</w:t>
+        <w:t>Священник:</w:t>
       </w:r>
       <w:r>
         <w:rPr>
@@ -12883,7 +12907,15 @@
           <w:sz w:val="24"/>
           <w:u w:val="single"/>
         </w:rPr>
-        <w:t>[Господи, Боже наш! Згадай нас грішних і недостойних слуг Твоїх, коли призиваємо святе ім'я Твоє, і не осороми нас, коли очікуємо милости Твоєї, але вислухай, Господи, усі наші спасенні прохання, і вчини нас достойними любити і боятися Тебе від усього серця нашого і творити в усьому волю Твою.]</w:t>
+        <w:t>[Господи, Боже наш! Згадай нас грішних і недостойних слуг Твоїх, коли призиваємо святе ім'я Твоє, і не осороми нас, коли очікуємо милости Твоєї, але вислухай, Господи, усі наші спасенні прохання, і вчини нас достойними любити і</w:t>
+      </w:r>
+      <w:r>
+        <w:rPr>
+          <w:rFonts w:ascii="Times New Roman" w:hAnsi="Times New Roman"/>
+          <w:sz w:val="24"/>
+          <w:u w:val="single"/>
+        </w:rPr>
+        <w:t xml:space="preserve"> боятися Тебе від усього серця нашого і творити в усьому волю Твою.]</w:t>
       </w:r>
     </w:p>
     <w:p>
@@ -13495,7 +13527,7 @@
           <w:color w:val="FF0000"/>
           <w:sz w:val="24"/>
         </w:rPr>
-        <w:t>Священик:</w:t>
+        <w:t>Священник:</w:t>
       </w:r>
       <w:r>
         <w:rPr>
@@ -13570,7 +13602,7 @@
           <w:sz w:val="24"/>
           <w:szCs w:val="24"/>
         </w:rPr>
-        <w:t>Священик:</w:t>
+        <w:t>Священник:</w:t>
       </w:r>
       <w:r>
         <w:rPr>
@@ -13703,7 +13735,7 @@
           <w:sz w:val="24"/>
           <w:szCs w:val="24"/>
         </w:rPr>
-        <w:t>Священик читає молитву:</w:t>
+        <w:t>Священник читає молитву:</w:t>
       </w:r>
       <w:r>
         <w:rPr>
@@ -13725,359 +13757,31 @@
           <w:color w:val="FF0000"/>
           <w:sz w:val="24"/>
         </w:rPr>
-        <w:t>Священик:</w:t>
-      </w:r>
-      <w:r>
-        <w:rPr>
-          <w:rFonts w:ascii="Times New Roman" w:hAnsi="Times New Roman"/>
-          <w:color w:val="FF0000"/>
-          <w:sz w:val="24"/>
-        </w:rPr>
-        <w:t xml:space="preserve"> </w:t>
-      </w:r>
-      <w:r>
-        <w:rPr>
-          <w:rFonts w:ascii="Times New Roman" w:hAnsi="Times New Roman"/>
-          <w:color w:val="000000"/>
-          <w:sz w:val="24"/>
-        </w:rPr>
-        <w:t>Нехай</w:t>
-      </w:r>
-      <w:r>
-        <w:rPr>
-          <w:rFonts w:ascii="Times New Roman" w:hAnsi="Times New Roman"/>
-          <w:color w:val="000000"/>
-          <w:sz w:val="24"/>
-        </w:rPr>
-        <w:t xml:space="preserve"> </w:t>
-      </w:r>
-      <w:r>
-        <w:rPr>
-          <w:rFonts w:ascii="Times New Roman" w:hAnsi="Times New Roman"/>
-          <w:color w:val="000000"/>
-          <w:sz w:val="24"/>
-        </w:rPr>
-        <w:t>буде</w:t>
-      </w:r>
-      <w:r>
-        <w:rPr>
-          <w:rFonts w:ascii="Times New Roman" w:hAnsi="Times New Roman"/>
-          <w:color w:val="000000"/>
-          <w:sz w:val="24"/>
-        </w:rPr>
-        <w:t xml:space="preserve"> </w:t>
-      </w:r>
-      <w:r>
-        <w:rPr>
-          <w:rFonts w:ascii="Times New Roman" w:hAnsi="Times New Roman"/>
-          <w:color w:val="000000"/>
-          <w:sz w:val="24"/>
-        </w:rPr>
-        <w:t>влада</w:t>
-      </w:r>
-      <w:r>
-        <w:rPr>
-          <w:rFonts w:ascii="Times New Roman" w:hAnsi="Times New Roman"/>
-          <w:color w:val="000000"/>
-          <w:sz w:val="24"/>
-        </w:rPr>
-        <w:t xml:space="preserve"> </w:t>
-      </w:r>
-      <w:r>
-        <w:rPr>
-          <w:rFonts w:ascii="Times New Roman" w:hAnsi="Times New Roman"/>
-          <w:color w:val="000000"/>
-          <w:sz w:val="24"/>
-        </w:rPr>
-        <w:t>царства</w:t>
-      </w:r>
-      <w:r>
-        <w:rPr>
-          <w:rFonts w:ascii="Times New Roman" w:hAnsi="Times New Roman"/>
-          <w:color w:val="000000"/>
-          <w:sz w:val="24"/>
-        </w:rPr>
-        <w:t xml:space="preserve"> </w:t>
-      </w:r>
-      <w:r>
-        <w:rPr>
-          <w:rFonts w:ascii="Times New Roman" w:hAnsi="Times New Roman"/>
-          <w:color w:val="000000"/>
-          <w:sz w:val="24"/>
-        </w:rPr>
-        <w:t>Твого</w:t>
-      </w:r>
-      <w:r>
-        <w:rPr>
-          <w:rFonts w:ascii="Times New Roman" w:hAnsi="Times New Roman"/>
-          <w:color w:val="000000"/>
-          <w:sz w:val="24"/>
-        </w:rPr>
-        <w:t xml:space="preserve"> </w:t>
-      </w:r>
-      <w:r>
-        <w:rPr>
-          <w:rFonts w:ascii="Times New Roman" w:hAnsi="Times New Roman"/>
-          <w:color w:val="000000"/>
-          <w:sz w:val="24"/>
-        </w:rPr>
-        <w:t>благословенна</w:t>
-      </w:r>
-      <w:r>
-        <w:rPr>
-          <w:rFonts w:ascii="Times New Roman" w:hAnsi="Times New Roman"/>
-          <w:color w:val="000000"/>
-          <w:sz w:val="24"/>
-        </w:rPr>
-        <w:t xml:space="preserve"> </w:t>
-      </w:r>
-      <w:r>
-        <w:rPr>
-          <w:rFonts w:ascii="Times New Roman" w:hAnsi="Times New Roman"/>
-          <w:color w:val="000000"/>
-          <w:sz w:val="24"/>
-        </w:rPr>
-        <w:t>і</w:t>
-      </w:r>
-      <w:r>
-        <w:rPr>
-          <w:rFonts w:ascii="Times New Roman" w:hAnsi="Times New Roman"/>
-          <w:color w:val="000000"/>
-          <w:sz w:val="24"/>
-        </w:rPr>
-        <w:t xml:space="preserve"> </w:t>
-      </w:r>
-      <w:r>
-        <w:rPr>
-          <w:rFonts w:ascii="Times New Roman" w:hAnsi="Times New Roman"/>
-          <w:color w:val="000000"/>
-          <w:sz w:val="24"/>
-        </w:rPr>
-        <w:t>дуже</w:t>
-      </w:r>
-      <w:r>
-        <w:rPr>
-          <w:rFonts w:ascii="Times New Roman" w:hAnsi="Times New Roman"/>
-          <w:color w:val="000000"/>
-          <w:sz w:val="24"/>
-        </w:rPr>
-        <w:t xml:space="preserve"> </w:t>
-      </w:r>
-      <w:r>
-        <w:rPr>
-          <w:rFonts w:ascii="Times New Roman" w:hAnsi="Times New Roman"/>
-          <w:color w:val="000000"/>
-          <w:sz w:val="24"/>
-        </w:rPr>
-        <w:t>прославлена:</w:t>
-      </w:r>
-      <w:r>
-        <w:rPr>
-          <w:rFonts w:ascii="Times New Roman" w:hAnsi="Times New Roman"/>
-          <w:color w:val="000000"/>
-          <w:sz w:val="24"/>
-        </w:rPr>
-        <w:t xml:space="preserve"> </w:t>
-      </w:r>
-      <w:r>
-        <w:rPr>
-          <w:rFonts w:ascii="Times New Roman" w:hAnsi="Times New Roman"/>
-          <w:color w:val="000000"/>
-          <w:sz w:val="24"/>
-        </w:rPr>
-        <w:t>Отця,</w:t>
-      </w:r>
-      <w:r>
-        <w:rPr>
-          <w:rFonts w:ascii="Times New Roman" w:hAnsi="Times New Roman"/>
-          <w:color w:val="000000"/>
-          <w:sz w:val="24"/>
-        </w:rPr>
-        <w:t xml:space="preserve"> </w:t>
-      </w:r>
-      <w:r>
-        <w:rPr>
-          <w:rFonts w:ascii="Times New Roman" w:hAnsi="Times New Roman"/>
-          <w:color w:val="000000"/>
-          <w:sz w:val="24"/>
-        </w:rPr>
-        <w:t>і</w:t>
-      </w:r>
-      <w:r>
-        <w:rPr>
-          <w:rFonts w:ascii="Times New Roman" w:hAnsi="Times New Roman"/>
-          <w:color w:val="000000"/>
-          <w:sz w:val="24"/>
-        </w:rPr>
-        <w:t xml:space="preserve"> </w:t>
-      </w:r>
-      <w:r>
-        <w:rPr>
-          <w:rFonts w:ascii="Times New Roman" w:hAnsi="Times New Roman"/>
-          <w:color w:val="000000"/>
-          <w:sz w:val="24"/>
-        </w:rPr>
-        <w:t>Сина,</w:t>
-      </w:r>
-      <w:r>
-        <w:rPr>
-          <w:rFonts w:ascii="Times New Roman" w:hAnsi="Times New Roman"/>
-          <w:color w:val="000000"/>
-          <w:sz w:val="24"/>
-        </w:rPr>
-        <w:t xml:space="preserve"> </w:t>
-      </w:r>
-      <w:r>
-        <w:rPr>
-          <w:rFonts w:ascii="Times New Roman" w:hAnsi="Times New Roman"/>
-          <w:color w:val="000000"/>
-          <w:sz w:val="24"/>
-        </w:rPr>
-        <w:t>і</w:t>
-      </w:r>
-      <w:r>
-        <w:rPr>
-          <w:rFonts w:ascii="Times New Roman" w:hAnsi="Times New Roman"/>
-          <w:color w:val="000000"/>
-          <w:sz w:val="24"/>
-        </w:rPr>
-        <w:t xml:space="preserve"> </w:t>
-      </w:r>
-      <w:r>
-        <w:rPr>
-          <w:rFonts w:ascii="Times New Roman" w:hAnsi="Times New Roman"/>
-          <w:color w:val="000000"/>
-          <w:sz w:val="24"/>
-        </w:rPr>
-        <w:t>Святого</w:t>
-      </w:r>
-      <w:r>
-        <w:rPr>
-          <w:rFonts w:ascii="Times New Roman" w:hAnsi="Times New Roman"/>
-          <w:color w:val="000000"/>
-          <w:sz w:val="24"/>
-        </w:rPr>
-        <w:t xml:space="preserve"> </w:t>
-      </w:r>
-      <w:r>
-        <w:rPr>
-          <w:rFonts w:ascii="Times New Roman" w:hAnsi="Times New Roman"/>
-          <w:color w:val="000000"/>
-          <w:sz w:val="24"/>
-        </w:rPr>
-        <w:t>Духа,</w:t>
-      </w:r>
-      <w:r>
-        <w:rPr>
-          <w:rFonts w:ascii="Times New Roman" w:hAnsi="Times New Roman"/>
-          <w:color w:val="000000"/>
-          <w:sz w:val="24"/>
-        </w:rPr>
-        <w:t xml:space="preserve"> </w:t>
-      </w:r>
-      <w:r>
-        <w:rPr>
-          <w:rFonts w:ascii="Times New Roman" w:hAnsi="Times New Roman"/>
-          <w:color w:val="000000"/>
-          <w:sz w:val="24"/>
-        </w:rPr>
-        <w:t>нині</w:t>
-      </w:r>
-      <w:r>
-        <w:rPr>
-          <w:rFonts w:ascii="Times New Roman" w:hAnsi="Times New Roman"/>
-          <w:color w:val="000000"/>
-          <w:sz w:val="24"/>
-        </w:rPr>
-        <w:t xml:space="preserve"> </w:t>
-      </w:r>
-      <w:r>
-        <w:rPr>
-          <w:rFonts w:ascii="Times New Roman" w:hAnsi="Times New Roman"/>
-          <w:color w:val="000000"/>
-          <w:sz w:val="24"/>
-        </w:rPr>
-        <w:t>і</w:t>
-      </w:r>
-      <w:r>
-        <w:rPr>
-          <w:rFonts w:ascii="Times New Roman" w:hAnsi="Times New Roman"/>
-          <w:color w:val="000000"/>
-          <w:sz w:val="24"/>
-        </w:rPr>
-        <w:t xml:space="preserve"> </w:t>
-      </w:r>
-      <w:r>
-        <w:rPr>
-          <w:rFonts w:ascii="Times New Roman" w:hAnsi="Times New Roman"/>
-          <w:color w:val="000000"/>
-          <w:sz w:val="24"/>
-        </w:rPr>
-        <w:t>повсякчас,</w:t>
-      </w:r>
-      <w:r>
-        <w:rPr>
-          <w:rFonts w:ascii="Times New Roman" w:hAnsi="Times New Roman"/>
-          <w:color w:val="000000"/>
-          <w:sz w:val="24"/>
-        </w:rPr>
-        <w:t xml:space="preserve"> </w:t>
-      </w:r>
-      <w:r>
-        <w:rPr>
-          <w:rFonts w:ascii="Times New Roman" w:hAnsi="Times New Roman"/>
-          <w:color w:val="000000"/>
-          <w:sz w:val="24"/>
-        </w:rPr>
-        <w:t>і</w:t>
-      </w:r>
-      <w:r>
-        <w:rPr>
-          <w:rFonts w:ascii="Times New Roman" w:hAnsi="Times New Roman"/>
-          <w:color w:val="000000"/>
-          <w:sz w:val="24"/>
-        </w:rPr>
-        <w:t xml:space="preserve"> </w:t>
-      </w:r>
-      <w:r>
-        <w:rPr>
-          <w:rFonts w:ascii="Times New Roman" w:hAnsi="Times New Roman"/>
-          <w:color w:val="000000"/>
-          <w:sz w:val="24"/>
-        </w:rPr>
-        <w:t>на</w:t>
-      </w:r>
-      <w:r>
-        <w:rPr>
-          <w:rFonts w:ascii="Times New Roman" w:hAnsi="Times New Roman"/>
-          <w:color w:val="000000"/>
-          <w:sz w:val="24"/>
-        </w:rPr>
-        <w:t xml:space="preserve"> </w:t>
-      </w:r>
-      <w:r>
-        <w:rPr>
-          <w:rFonts w:ascii="Times New Roman" w:hAnsi="Times New Roman"/>
-          <w:color w:val="000000"/>
-          <w:sz w:val="24"/>
-        </w:rPr>
-        <w:t>віки</w:t>
-      </w:r>
-      <w:r>
-        <w:rPr>
-          <w:rFonts w:ascii="Times New Roman" w:hAnsi="Times New Roman"/>
-          <w:color w:val="000000"/>
-          <w:sz w:val="24"/>
-        </w:rPr>
-        <w:t xml:space="preserve"> </w:t>
-      </w:r>
-      <w:r>
-        <w:rPr>
-          <w:rFonts w:ascii="Times New Roman" w:hAnsi="Times New Roman"/>
-          <w:color w:val="000000"/>
-          <w:sz w:val="24"/>
-        </w:rPr>
-        <w:t>віків.</w:t>
+        <w:t>Священник:</w:t>
+      </w:r>
+      <w:r>
+        <w:rPr>
+          <w:rFonts w:ascii="Times New Roman" w:hAnsi="Times New Roman"/>
+          <w:color w:val="FF0000"/>
+          <w:sz w:val="24"/>
+        </w:rPr>
+        <w:t xml:space="preserve"> </w:t>
+      </w:r>
+      <w:r>
+        <w:rPr>
+          <w:rFonts w:ascii="Times New Roman" w:hAnsi="Times New Roman"/>
+          <w:color w:val="000000"/>
+          <w:sz w:val="24"/>
+        </w:rPr>
+        <w:t>Нехай буде влада царства Твого благословенна і дуже прославлена: Отця, і Сина, і Святого Духа, нин</w:t>
+      </w:r>
+      <w:r>
+        <w:rPr>
+          <w:rFonts w:ascii="Times New Roman" w:hAnsi="Times New Roman"/>
+          <w:color w:val="000000"/>
+          <w:sz w:val="24"/>
+        </w:rPr>
+        <w:t>і і повсякчас, і на віки віків.</w:t>
       </w:r>
     </w:p>
     <w:p>
@@ -15063,7 +14767,7 @@
           <w:sz w:val="24"/>
           <w:szCs w:val="24"/>
         </w:rPr>
-        <w:t>Священик:</w:t>
+        <w:t>Священник:</w:t>
       </w:r>
       <w:r>
         <w:rPr>
@@ -15285,7 +14989,7 @@
           <w:sz w:val="24"/>
           <w:szCs w:val="24"/>
         </w:rPr>
-        <w:t>Священик</w:t>
+        <w:t>Священник</w:t>
       </w:r>
       <w:r>
         <w:rPr>
@@ -18023,15 +17727,31 @@
           <w:color w:val="FF0000"/>
           <w:sz w:val="24"/>
         </w:rPr>
-        <w:t>10.</w:t>
-      </w:r>
-      <w:r>
-        <w:rPr>
-          <w:rFonts w:ascii="Times New Roman" w:hAnsi="Times New Roman"/>
-          <w:color w:val="000000"/>
-          <w:sz w:val="24"/>
-        </w:rPr>
-        <w:t xml:space="preserve"> Боже, Боже наш! Ти сотворив розумні й духовні сили Своєю волею. Тебе просимо й Тобі молимося: Прийми наші посильні величання з усіма Твоїми творіннями і збагати щедрими даруваннями Твоєї ласки. Бо перед Тобою згинається всяке коліно: на небі, на землі й під землею, і все, що живе, і все створіння оспівує неосяжну Твою славу, бо Ти Бог правдивий і вельми милостивий. Тебе бо хвалять усі небесні сили, і Тобі славу возсилаємо: Отцю, і Сину, і Святому Духові, нині і повсякчас, і на віки віків. Амінь.</w:t>
+        <w:t>10</w:t>
+      </w:r>
+      <w:r>
+        <w:rPr>
+          <w:rFonts w:ascii="Times New Roman" w:hAnsi="Times New Roman"/>
+          <w:color w:val="FF0000"/>
+          <w:sz w:val="24"/>
+        </w:rPr>
+        <w:t>.</w:t>
+      </w:r>
+      <w:r>
+        <w:rPr>
+          <w:rFonts w:ascii="Times New Roman" w:hAnsi="Times New Roman"/>
+          <w:color w:val="000000"/>
+          <w:sz w:val="24"/>
+        </w:rPr>
+        <w:t xml:space="preserve"> Боже, Боже наш! Ти сотворив розумні й духовні сили Своєю волею. Тебе просимо й Тобі молимося: Прийми наші посильні величання з усіма Твоїми творіннями і збагати щедрими даруваннями Твоєї ласки. Бо перед Тобою згинається всяке коліно: на небі, на землі й </w:t>
+      </w:r>
+      <w:r>
+        <w:rPr>
+          <w:rFonts w:ascii="Times New Roman" w:hAnsi="Times New Roman"/>
+          <w:color w:val="000000"/>
+          <w:sz w:val="24"/>
+        </w:rPr>
+        <w:t>під землею, і все, що живе, і все створіння оспівує неосяжну Твою славу, бо Ти Бог правдивий і вельми милостивий. Тебе бо хвалять усі небесні сили, і Тобі славу возсилаємо: Отцю, і Сину, і Святому Духові, нині і повсякчас, і на віки віків. Амінь.</w:t>
       </w:r>
     </w:p>
     <w:p>
@@ -20376,7 +20096,7 @@
           <w:sz w:val="24"/>
           <w:szCs w:val="24"/>
         </w:rPr>
-        <w:t xml:space="preserve">Священик: </w:t>
+        <w:t xml:space="preserve">Священник: </w:t>
       </w:r>
       <w:r>
         <w:rPr>
@@ -20967,7 +20687,7 @@
           <w:sz w:val="24"/>
           <w:szCs w:val="24"/>
         </w:rPr>
-        <w:t>Священик:</w:t>
+        <w:t>Священник:</w:t>
       </w:r>
       <w:r>
         <w:rPr>
@@ -21215,455 +20935,23 @@
           <w:color w:val="FF0000"/>
           <w:sz w:val="24"/>
         </w:rPr>
-        <w:t>Священик:</w:t>
-      </w:r>
-      <w:r>
-        <w:rPr>
-          <w:rFonts w:ascii="Times New Roman" w:hAnsi="Times New Roman"/>
-          <w:color w:val="000000"/>
-          <w:sz w:val="24"/>
-        </w:rPr>
-        <w:t xml:space="preserve"> </w:t>
-      </w:r>
-      <w:r>
-        <w:rPr>
-          <w:rFonts w:ascii="Times New Roman" w:hAnsi="Times New Roman"/>
-          <w:color w:val="000000"/>
-          <w:sz w:val="24"/>
-        </w:rPr>
-        <w:t>Бо</w:t>
-      </w:r>
-      <w:r>
-        <w:rPr>
-          <w:rFonts w:ascii="Times New Roman" w:hAnsi="Times New Roman"/>
-          <w:color w:val="000000"/>
-          <w:sz w:val="24"/>
-        </w:rPr>
-        <w:t xml:space="preserve"> </w:t>
-      </w:r>
-      <w:r>
-        <w:rPr>
-          <w:rFonts w:ascii="Times New Roman" w:hAnsi="Times New Roman"/>
-          <w:color w:val="000000"/>
-          <w:sz w:val="24"/>
-        </w:rPr>
-        <w:t>Ти</w:t>
-      </w:r>
-      <w:r>
-        <w:rPr>
-          <w:rFonts w:ascii="Times New Roman" w:hAnsi="Times New Roman"/>
-          <w:color w:val="000000"/>
-          <w:sz w:val="24"/>
-        </w:rPr>
-        <w:t xml:space="preserve"> </w:t>
-      </w:r>
-      <w:r>
-        <w:rPr>
-          <w:rFonts w:ascii="Times New Roman" w:hAnsi="Times New Roman"/>
-          <w:color w:val="000000"/>
-          <w:sz w:val="24"/>
-        </w:rPr>
-        <w:t>святий</w:t>
-      </w:r>
-      <w:r>
-        <w:rPr>
-          <w:rFonts w:ascii="Times New Roman" w:hAnsi="Times New Roman"/>
-          <w:color w:val="000000"/>
-          <w:sz w:val="24"/>
-        </w:rPr>
-        <w:t xml:space="preserve"> </w:t>
-      </w:r>
-      <w:r>
-        <w:rPr>
-          <w:rFonts w:ascii="Times New Roman" w:hAnsi="Times New Roman"/>
-          <w:color w:val="000000"/>
-          <w:sz w:val="24"/>
-        </w:rPr>
-        <w:t>єси,</w:t>
-      </w:r>
-      <w:r>
-        <w:rPr>
-          <w:rFonts w:ascii="Times New Roman" w:hAnsi="Times New Roman"/>
-          <w:color w:val="000000"/>
-          <w:sz w:val="24"/>
-        </w:rPr>
-        <w:t xml:space="preserve"> </w:t>
-      </w:r>
-      <w:r>
-        <w:rPr>
-          <w:rFonts w:ascii="Times New Roman" w:hAnsi="Times New Roman"/>
-          <w:color w:val="000000"/>
-          <w:sz w:val="24"/>
-        </w:rPr>
-        <w:t>Боже</w:t>
-      </w:r>
-      <w:r>
-        <w:rPr>
-          <w:rFonts w:ascii="Times New Roman" w:hAnsi="Times New Roman"/>
-          <w:color w:val="000000"/>
-          <w:sz w:val="24"/>
-        </w:rPr>
-        <w:t xml:space="preserve"> </w:t>
-      </w:r>
-      <w:r>
-        <w:rPr>
-          <w:rFonts w:ascii="Times New Roman" w:hAnsi="Times New Roman"/>
-          <w:color w:val="000000"/>
-          <w:sz w:val="24"/>
-        </w:rPr>
-        <w:t>наш,</w:t>
-      </w:r>
-      <w:r>
-        <w:rPr>
-          <w:rFonts w:ascii="Times New Roman" w:hAnsi="Times New Roman"/>
-          <w:color w:val="000000"/>
-          <w:sz w:val="24"/>
-        </w:rPr>
-        <w:t xml:space="preserve"> </w:t>
-      </w:r>
-      <w:r>
-        <w:rPr>
-          <w:rFonts w:ascii="Times New Roman" w:hAnsi="Times New Roman"/>
-          <w:color w:val="000000"/>
-          <w:sz w:val="24"/>
-        </w:rPr>
-        <w:t>і</w:t>
-      </w:r>
-      <w:r>
-        <w:rPr>
-          <w:rFonts w:ascii="Times New Roman" w:hAnsi="Times New Roman"/>
-          <w:color w:val="000000"/>
-          <w:sz w:val="24"/>
-        </w:rPr>
-        <w:t xml:space="preserve"> </w:t>
-      </w:r>
-      <w:r>
-        <w:rPr>
-          <w:rFonts w:ascii="Times New Roman" w:hAnsi="Times New Roman"/>
-          <w:color w:val="000000"/>
-          <w:sz w:val="24"/>
-        </w:rPr>
-        <w:t>в</w:t>
-      </w:r>
-      <w:r>
-        <w:rPr>
-          <w:rFonts w:ascii="Times New Roman" w:hAnsi="Times New Roman"/>
-          <w:color w:val="000000"/>
-          <w:sz w:val="24"/>
-        </w:rPr>
-        <w:t xml:space="preserve"> </w:t>
-      </w:r>
-      <w:r>
-        <w:rPr>
-          <w:rFonts w:ascii="Times New Roman" w:hAnsi="Times New Roman"/>
-          <w:color w:val="000000"/>
-          <w:sz w:val="24"/>
-        </w:rPr>
-        <w:t>святині</w:t>
-      </w:r>
-      <w:r>
-        <w:rPr>
-          <w:rFonts w:ascii="Times New Roman" w:hAnsi="Times New Roman"/>
-          <w:color w:val="000000"/>
-          <w:sz w:val="24"/>
-        </w:rPr>
-        <w:t xml:space="preserve"> </w:t>
-      </w:r>
-      <w:r>
-        <w:rPr>
-          <w:rFonts w:ascii="Times New Roman" w:hAnsi="Times New Roman"/>
-          <w:color w:val="000000"/>
-          <w:sz w:val="24"/>
-        </w:rPr>
-        <w:t>перебуваєш,</w:t>
-      </w:r>
-      <w:r>
-        <w:rPr>
-          <w:rFonts w:ascii="Times New Roman" w:hAnsi="Times New Roman"/>
-          <w:color w:val="000000"/>
-          <w:sz w:val="24"/>
-        </w:rPr>
-        <w:t xml:space="preserve"> </w:t>
-      </w:r>
-      <w:r>
-        <w:rPr>
-          <w:rFonts w:ascii="Times New Roman" w:hAnsi="Times New Roman"/>
-          <w:color w:val="000000"/>
-          <w:sz w:val="24"/>
-        </w:rPr>
-        <w:t>і</w:t>
-      </w:r>
-      <w:r>
-        <w:rPr>
-          <w:rFonts w:ascii="Times New Roman" w:hAnsi="Times New Roman"/>
-          <w:color w:val="000000"/>
-          <w:sz w:val="24"/>
-        </w:rPr>
-        <w:t xml:space="preserve"> </w:t>
-      </w:r>
-      <w:r>
-        <w:rPr>
-          <w:rFonts w:ascii="Times New Roman" w:hAnsi="Times New Roman"/>
-          <w:color w:val="000000"/>
-          <w:sz w:val="24"/>
-        </w:rPr>
-        <w:t>ми</w:t>
-      </w:r>
-      <w:r>
-        <w:rPr>
-          <w:rFonts w:ascii="Times New Roman" w:hAnsi="Times New Roman"/>
-          <w:color w:val="000000"/>
-          <w:sz w:val="24"/>
-        </w:rPr>
-        <w:t xml:space="preserve"> </w:t>
-      </w:r>
-      <w:r>
-        <w:rPr>
-          <w:rFonts w:ascii="Times New Roman" w:hAnsi="Times New Roman"/>
-          <w:color w:val="000000"/>
-          <w:sz w:val="24"/>
-        </w:rPr>
-        <w:t>Тобі</w:t>
-      </w:r>
-      <w:r>
-        <w:rPr>
-          <w:rFonts w:ascii="Times New Roman" w:hAnsi="Times New Roman"/>
-          <w:color w:val="000000"/>
-          <w:sz w:val="24"/>
-        </w:rPr>
-        <w:t xml:space="preserve"> </w:t>
-      </w:r>
-      <w:r>
-        <w:rPr>
-          <w:rFonts w:ascii="Times New Roman" w:hAnsi="Times New Roman"/>
-          <w:color w:val="000000"/>
-          <w:sz w:val="24"/>
-        </w:rPr>
-        <w:t>славу</w:t>
-      </w:r>
-      <w:r>
-        <w:rPr>
-          <w:rFonts w:ascii="Times New Roman" w:hAnsi="Times New Roman"/>
-          <w:color w:val="000000"/>
-          <w:sz w:val="24"/>
-        </w:rPr>
-        <w:t xml:space="preserve"> </w:t>
-      </w:r>
-      <w:r>
-        <w:rPr>
-          <w:rFonts w:ascii="Times New Roman" w:hAnsi="Times New Roman"/>
-          <w:color w:val="000000"/>
-          <w:sz w:val="24"/>
-        </w:rPr>
-        <w:t>віддаємо:</w:t>
-      </w:r>
-      <w:r>
-        <w:rPr>
-          <w:rFonts w:ascii="Times New Roman" w:hAnsi="Times New Roman"/>
-          <w:color w:val="000000"/>
-          <w:sz w:val="24"/>
-        </w:rPr>
-        <w:t xml:space="preserve"> </w:t>
-      </w:r>
-      <w:r>
-        <w:rPr>
-          <w:rFonts w:ascii="Times New Roman" w:hAnsi="Times New Roman"/>
-          <w:color w:val="000000"/>
-          <w:sz w:val="24"/>
-        </w:rPr>
-        <w:t>Отцю,</w:t>
-      </w:r>
-      <w:r>
-        <w:rPr>
-          <w:rFonts w:ascii="Times New Roman" w:hAnsi="Times New Roman"/>
-          <w:color w:val="000000"/>
-          <w:sz w:val="24"/>
-        </w:rPr>
-        <w:t xml:space="preserve"> </w:t>
-      </w:r>
-      <w:r>
-        <w:rPr>
-          <w:rFonts w:ascii="Times New Roman" w:hAnsi="Times New Roman"/>
-          <w:color w:val="000000"/>
-          <w:sz w:val="24"/>
-        </w:rPr>
-        <w:t>і</w:t>
-      </w:r>
-      <w:r>
-        <w:rPr>
-          <w:rFonts w:ascii="Times New Roman" w:hAnsi="Times New Roman"/>
-          <w:color w:val="000000"/>
-          <w:sz w:val="24"/>
-        </w:rPr>
-        <w:t xml:space="preserve"> </w:t>
-      </w:r>
-      <w:r>
-        <w:rPr>
-          <w:rFonts w:ascii="Times New Roman" w:hAnsi="Times New Roman"/>
-          <w:color w:val="000000"/>
-          <w:sz w:val="24"/>
-        </w:rPr>
-        <w:t>Сину,</w:t>
-      </w:r>
-      <w:r>
-        <w:rPr>
-          <w:rFonts w:ascii="Times New Roman" w:hAnsi="Times New Roman"/>
-          <w:color w:val="000000"/>
-          <w:sz w:val="24"/>
-        </w:rPr>
-        <w:t xml:space="preserve"> </w:t>
-      </w:r>
-      <w:r>
-        <w:rPr>
-          <w:rFonts w:ascii="Times New Roman" w:hAnsi="Times New Roman"/>
-          <w:color w:val="000000"/>
-          <w:sz w:val="24"/>
-        </w:rPr>
-        <w:t>і</w:t>
-      </w:r>
-      <w:r>
-        <w:rPr>
-          <w:rFonts w:ascii="Times New Roman" w:hAnsi="Times New Roman"/>
-          <w:color w:val="000000"/>
-          <w:sz w:val="24"/>
-        </w:rPr>
-        <w:t xml:space="preserve"> </w:t>
-      </w:r>
-      <w:r>
-        <w:rPr>
-          <w:rFonts w:ascii="Times New Roman" w:hAnsi="Times New Roman"/>
-          <w:color w:val="000000"/>
-          <w:sz w:val="24"/>
-        </w:rPr>
-        <w:t>Святому</w:t>
-      </w:r>
-      <w:r>
-        <w:rPr>
-          <w:rFonts w:ascii="Times New Roman" w:hAnsi="Times New Roman"/>
-          <w:color w:val="000000"/>
-          <w:sz w:val="24"/>
-        </w:rPr>
-        <w:t xml:space="preserve"> </w:t>
-      </w:r>
-      <w:r>
-        <w:rPr>
-          <w:rFonts w:ascii="Times New Roman" w:hAnsi="Times New Roman"/>
-          <w:color w:val="000000"/>
-          <w:sz w:val="24"/>
-        </w:rPr>
-        <w:t>Духові,</w:t>
-      </w:r>
-      <w:r>
-        <w:rPr>
-          <w:rFonts w:ascii="Times New Roman" w:hAnsi="Times New Roman"/>
-          <w:color w:val="000000"/>
-          <w:sz w:val="24"/>
-        </w:rPr>
-        <w:t xml:space="preserve"> </w:t>
-      </w:r>
-      <w:r>
-        <w:rPr>
-          <w:rFonts w:ascii="Times New Roman" w:hAnsi="Times New Roman"/>
-          <w:color w:val="000000"/>
-          <w:sz w:val="24"/>
-        </w:rPr>
-        <w:t>нині</w:t>
-      </w:r>
-      <w:r>
-        <w:rPr>
-          <w:rFonts w:ascii="Times New Roman" w:hAnsi="Times New Roman"/>
-          <w:color w:val="000000"/>
-          <w:sz w:val="24"/>
-        </w:rPr>
-        <w:t xml:space="preserve"> </w:t>
-      </w:r>
-      <w:r>
-        <w:rPr>
-          <w:rFonts w:ascii="Times New Roman" w:hAnsi="Times New Roman"/>
-          <w:color w:val="000000"/>
-          <w:sz w:val="24"/>
-        </w:rPr>
-        <w:t>і</w:t>
-      </w:r>
-      <w:r>
-        <w:rPr>
-          <w:rFonts w:ascii="Times New Roman" w:hAnsi="Times New Roman"/>
-          <w:color w:val="000000"/>
-          <w:sz w:val="24"/>
-        </w:rPr>
-        <w:t xml:space="preserve"> </w:t>
-      </w:r>
-      <w:r>
-        <w:rPr>
-          <w:rFonts w:ascii="Times New Roman" w:hAnsi="Times New Roman"/>
-          <w:color w:val="000000"/>
-          <w:sz w:val="24"/>
-        </w:rPr>
-        <w:t>повсякчас,</w:t>
-      </w:r>
-      <w:r>
-        <w:rPr>
-          <w:rFonts w:ascii="Times New Roman" w:hAnsi="Times New Roman"/>
-          <w:color w:val="000000"/>
-          <w:sz w:val="24"/>
-        </w:rPr>
-        <w:t xml:space="preserve"> </w:t>
-      </w:r>
-      <w:r>
-        <w:rPr>
-          <w:rFonts w:ascii="Times New Roman" w:hAnsi="Times New Roman"/>
-          <w:color w:val="000000"/>
-          <w:sz w:val="24"/>
-        </w:rPr>
-        <w:t>і</w:t>
-      </w:r>
-      <w:r>
-        <w:rPr>
-          <w:rFonts w:ascii="Times New Roman" w:hAnsi="Times New Roman"/>
-          <w:color w:val="000000"/>
-          <w:sz w:val="24"/>
-        </w:rPr>
-        <w:t xml:space="preserve"> </w:t>
-      </w:r>
-      <w:r>
-        <w:rPr>
-          <w:rFonts w:ascii="Times New Roman" w:hAnsi="Times New Roman"/>
-          <w:color w:val="000000"/>
-          <w:sz w:val="24"/>
-        </w:rPr>
-        <w:t>на</w:t>
-      </w:r>
-      <w:r>
-        <w:rPr>
-          <w:rFonts w:ascii="Times New Roman" w:hAnsi="Times New Roman"/>
-          <w:color w:val="000000"/>
-          <w:sz w:val="24"/>
-        </w:rPr>
-        <w:t xml:space="preserve"> </w:t>
-      </w:r>
-      <w:r>
-        <w:rPr>
-          <w:rFonts w:ascii="Times New Roman" w:hAnsi="Times New Roman"/>
-          <w:color w:val="000000"/>
-          <w:sz w:val="24"/>
-        </w:rPr>
-        <w:t>віки</w:t>
-      </w:r>
-      <w:r>
-        <w:rPr>
-          <w:rFonts w:ascii="Times New Roman" w:hAnsi="Times New Roman"/>
-          <w:color w:val="000000"/>
-          <w:sz w:val="24"/>
-        </w:rPr>
-        <w:t xml:space="preserve"> </w:t>
-      </w:r>
-      <w:r>
-        <w:rPr>
-          <w:rFonts w:ascii="Times New Roman" w:hAnsi="Times New Roman"/>
-          <w:color w:val="000000"/>
-          <w:sz w:val="24"/>
-        </w:rPr>
-        <w:t>віків.</w:t>
+        <w:t>Священник:</w:t>
+      </w:r>
+      <w:r>
+        <w:rPr>
+          <w:rFonts w:ascii="Times New Roman" w:hAnsi="Times New Roman"/>
+          <w:color w:val="000000"/>
+          <w:sz w:val="24"/>
+        </w:rPr>
+        <w:t xml:space="preserve"> Бо Ти святий єси, Боже наш, і в святині перебуваєш, і ми Тобі славу віддаємо: Отцю, і Сину, </w:t>
+      </w:r>
+      <w:r>
+        <w:rPr>
+          <w:rFonts w:ascii="Times New Roman" w:hAnsi="Times New Roman"/>
+          <w:color w:val="000000"/>
+          <w:sz w:val="24"/>
+        </w:rPr>
+        <w:t>і Святому Духові, нині і повсякчас, і на віки віків.</w:t>
       </w:r>
     </w:p>
     <w:p>
@@ -21950,7 +21238,7 @@
           <w:sz w:val="24"/>
           <w:szCs w:val="24"/>
         </w:rPr>
-        <w:t>Священик:</w:t>
+        <w:t>Священник:</w:t>
       </w:r>
       <w:r>
         <w:rPr>
@@ -22017,7 +21305,7 @@
           <w:sz w:val="24"/>
           <w:szCs w:val="24"/>
         </w:rPr>
-        <w:t>Священик:</w:t>
+        <w:t>Священник:</w:t>
       </w:r>
       <w:r>
         <w:rPr>
@@ -22122,7 +21410,7 @@
           <w:sz w:val="24"/>
           <w:szCs w:val="24"/>
         </w:rPr>
-        <w:t>Священик сам читає Євангеліє.</w:t>
+        <w:t>Священник сам читає Євангеліє.</w:t>
       </w:r>
     </w:p>
     <w:p>
@@ -24030,7 +23318,7 @@
           <w:sz w:val="24"/>
           <w:u w:val="single"/>
         </w:rPr>
-        <w:t>[</w:t>
+        <w:t>[Господи, Боже наш, що сонну неміч забрав від нас і покликав нас візванням святим, щоб і вночі підносити руки наші і прославляти Тебе за спра</w:t>
       </w:r>
       <w:r>
         <w:rPr>
@@ -24038,7 +23326,7 @@
           <w:sz w:val="24"/>
           <w:u w:val="single"/>
         </w:rPr>
-        <w:t>Господи, Боже наш, що сонну неміч забрав від нас і покликав нас візванням святим, щоб і вночі підносити руки наші і прославляти Тебе за справедливі Твої присуди. Прийми благання наші, моління, визнавання, нічні служби і даруй нам, Боже, віру бездоганну, надію впевнену, любов нелицемірну. Благослови наші входи й виходи, вчинки, слова, діла й думки; і дай нам дочекатися початку дня, нам, що хвалять й оспівують, і благословлять добрість Твоєї несказанної сили</w:t>
+        <w:t>ведливі Твої присуди. Прийми благання наші, моління, визнавання, нічні служби і даруй нам, Боже, віру бездоганну, надію впевнену, любов нелицемірну. Благослови наші входи й виходи, вчинки, слова, діла й думки; і дай нам дочекатися початку дня, нам, що хвал</w:t>
       </w:r>
       <w:r>
         <w:rPr>
@@ -24046,7 +23334,7 @@
           <w:sz w:val="24"/>
           <w:u w:val="single"/>
         </w:rPr>
-        <w:t>]</w:t>
+        <w:t>ять й оспівують, і благословлять добрість Твоєї несказанної сили]</w:t>
       </w:r>
     </w:p>
     <w:p>
@@ -26833,7 +26121,7 @@
           <w:sz w:val="24"/>
           <w:u w:val="single"/>
         </w:rPr>
-        <w:t>[</w:t>
+        <w:t>[Боже, Боже наш! Ти сотворив розумні й духовні сили Своєю волею. Тебе просимо й Тобі молимося: Прийми наші посильні величання з усіма Твоїми творіннями і збагати щедрими даруваннями Твоєї ласки. Бо перед Тобою згинається всяке коліно: на небі, на землі й п</w:t>
       </w:r>
       <w:r>
         <w:rPr>
@@ -26841,52 +26129,28 @@
           <w:sz w:val="24"/>
           <w:u w:val="single"/>
         </w:rPr>
-        <w:t xml:space="preserve">Боже, Боже наш! Ти сотворив розумні й духовні сили </w:t>
-      </w:r>
-      <w:r>
-        <w:rPr>
-          <w:rFonts w:ascii="Times New Roman" w:hAnsi="Times New Roman"/>
-          <w:sz w:val="24"/>
-          <w:u w:val="single"/>
-        </w:rPr>
-        <w:t>С</w:t>
-      </w:r>
-      <w:r>
-        <w:rPr>
-          <w:rFonts w:ascii="Times New Roman" w:hAnsi="Times New Roman"/>
-          <w:sz w:val="24"/>
-          <w:u w:val="single"/>
-        </w:rPr>
-        <w:t>воєю волею. Тебе просимо й Тобі молимося: Прийми наші посильні величання з усіма Твоїми творіннями і збагати щедрими даруваннями Твоєї ласки. Бо перед Тобою згинається всяке коліно: на небі, на землі й під землею, і все, що живе, і все створіння оспівує неосяжну Твою славу, бо Ти Бог правдивий і вельми милостивий</w:t>
-      </w:r>
-      <w:r>
-        <w:rPr>
-          <w:rFonts w:ascii="Times New Roman" w:hAnsi="Times New Roman"/>
-          <w:sz w:val="24"/>
-          <w:u w:val="single"/>
-        </w:rPr>
-        <w:t>.]</w:t>
-      </w:r>
-    </w:p>
-    <w:p>
-      <w:pPr>
-        <w:spacing w:after="120"/>
-        <w:jc w:val="both"/>
-        <w:rPr>
-          <w:rFonts w:ascii="Times New Roman" w:hAnsi="Times New Roman" w:cs="Times New Roman"/>
-          <w:sz w:val="24"/>
-          <w:szCs w:val="24"/>
-        </w:rPr>
-      </w:pPr>
-      <w:r>
-        <w:rPr>
-          <w:rFonts w:ascii="Times New Roman" w:hAnsi="Times New Roman" w:cs="Times New Roman"/>
-          <w:i/>
-          <w:color w:val="FF0000"/>
-          <w:sz w:val="24"/>
-          <w:szCs w:val="24"/>
-        </w:rPr>
-        <w:t xml:space="preserve">Священик: </w:t>
+        <w:t>ід землею, і все, що живе, і все створіння оспівує неосяжну Твою славу, бо Ти Бог правдивий і вельми милостивий.]</w:t>
+      </w:r>
+    </w:p>
+    <w:p>
+      <w:pPr>
+        <w:spacing w:after="120"/>
+        <w:jc w:val="both"/>
+        <w:rPr>
+          <w:rFonts w:ascii="Times New Roman" w:hAnsi="Times New Roman" w:cs="Times New Roman"/>
+          <w:sz w:val="24"/>
+          <w:szCs w:val="24"/>
+        </w:rPr>
+      </w:pPr>
+      <w:r>
+        <w:rPr>
+          <w:rFonts w:ascii="Times New Roman" w:hAnsi="Times New Roman" w:cs="Times New Roman"/>
+          <w:i/>
+          <w:color w:val="FF0000"/>
+          <w:sz w:val="24"/>
+          <w:szCs w:val="24"/>
+        </w:rPr>
+        <w:t xml:space="preserve">Священник: </w:t>
       </w:r>
       <w:r>
         <w:rPr>
@@ -28476,7 +27740,7 @@
           <w:sz w:val="24"/>
           <w:szCs w:val="24"/>
         </w:rPr>
-        <w:t>Священик:</w:t>
+        <w:t>Священник:</w:t>
       </w:r>
       <w:r>
         <w:rPr>
@@ -29694,7 +28958,7 @@
           <w:color w:val="FF0000"/>
           <w:sz w:val="24"/>
         </w:rPr>
-        <w:t>Священик:</w:t>
+        <w:t>Священник:</w:t>
       </w:r>
       <w:r>
         <w:rPr>
@@ -29769,7 +29033,7 @@
           <w:sz w:val="24"/>
           <w:szCs w:val="24"/>
         </w:rPr>
-        <w:t>Священик:</w:t>
+        <w:t>Священник:</w:t>
       </w:r>
       <w:r>
         <w:rPr>
@@ -29893,7 +29157,7 @@
           <w:sz w:val="24"/>
           <w:szCs w:val="24"/>
         </w:rPr>
-        <w:t>Священик читає молитву:</w:t>
+        <w:t>Священник читає молитву:</w:t>
       </w:r>
       <w:r>
         <w:rPr>
@@ -30072,7 +29336,7 @@
           <w:sz w:val="24"/>
           <w:szCs w:val="24"/>
         </w:rPr>
-        <w:t>Священик:</w:t>
+        <w:t>Священник:</w:t>
       </w:r>
       <w:r>
         <w:rPr>
@@ -30148,7 +29412,7 @@
           <w:sz w:val="24"/>
           <w:szCs w:val="24"/>
         </w:rPr>
-        <w:t>Священик:</w:t>
+        <w:t>Священник:</w:t>
       </w:r>
       <w:r>
         <w:rPr>
@@ -30200,7 +29464,7 @@
           <w:color w:val="FF0000"/>
           <w:sz w:val="24"/>
         </w:rPr>
-        <w:t>Священик:</w:t>
+        <w:t>Священник:</w:t>
       </w:r>
       <w:r>
         <w:rPr>
@@ -30301,7 +29565,7 @@
           <w:sz w:val="24"/>
           <w:szCs w:val="24"/>
         </w:rPr>
-        <w:t>Священик:</w:t>
+        <w:t>Священник:</w:t>
       </w:r>
       <w:r>
         <w:rPr>
